--- a/RESUME_LIBRARY/PERFORMANCE.docx
+++ b/RESUME_LIBRARY/PERFORMANCE.docx
@@ -20,7 +20,7 @@
     </w:p>
     <w:p>
       <w:pPr>
-        <w:spacing w:before="0" w:after="80" w:line="240" w:lineRule="auto"/>
+        <w:spacing w:before="0" w:after="60" w:line="240" w:lineRule="auto"/>
         <w:jc w:val="center"/>
       </w:pPr>
       <w:r>
@@ -44,7 +44,7 @@
           <w:rFonts w:ascii="Calibri" w:hAnsi="Calibri"/>
           <w:b/>
           <w:i w:val="0"/>
-          <w:color w:val="555555"/>
+          <w:color w:val="333333"/>
           <w:sz w:val="18"/>
         </w:rPr>
         <w:t>Open to Relocation  |  Open to Remote Opportunities</w:t>
@@ -119,7 +119,7 @@
           <w:color w:val="333333"/>
           <w:sz w:val="20"/>
         </w:rPr>
-        <w:t xml:space="preserve">, including </w:t>
+        <w:t xml:space="preserve"> driving </w:t>
       </w:r>
       <w:r>
         <w:rPr>
@@ -129,7 +129,7 @@
           <w:color w:val="333333"/>
           <w:sz w:val="20"/>
         </w:rPr>
-        <w:t>15 years in dedicated performance marketing and analytics leadership</w:t>
+        <w:t>conversion optimization</w:t>
       </w:r>
       <w:r>
         <w:rPr>
@@ -139,7 +139,7 @@
           <w:color w:val="333333"/>
           <w:sz w:val="20"/>
         </w:rPr>
-        <w:t xml:space="preserve">, driving </w:t>
+        <w:t xml:space="preserve">, </w:t>
       </w:r>
       <w:r>
         <w:rPr>
@@ -149,7 +149,27 @@
           <w:color w:val="333333"/>
           <w:sz w:val="20"/>
         </w:rPr>
-        <w:t>conversion optimization, marketing attribution, and ROI-led decision-making</w:t>
+        <w:t>marketing attribution</w:t>
+      </w:r>
+      <w:r>
+        <w:rPr>
+          <w:rFonts w:ascii="Calibri" w:hAnsi="Calibri"/>
+          <w:b w:val="0"/>
+          <w:i w:val="0"/>
+          <w:color w:val="333333"/>
+          <w:sz w:val="20"/>
+        </w:rPr>
+        <w:t xml:space="preserve">, and </w:t>
+      </w:r>
+      <w:r>
+        <w:rPr>
+          <w:rFonts w:ascii="Calibri" w:hAnsi="Calibri"/>
+          <w:b/>
+          <w:i w:val="0"/>
+          <w:color w:val="333333"/>
+          <w:sz w:val="20"/>
+        </w:rPr>
+        <w:t>ROI-led decision-making</w:t>
       </w:r>
       <w:r>
         <w:rPr>
@@ -179,47 +199,7 @@
           <w:color w:val="333333"/>
           <w:sz w:val="20"/>
         </w:rPr>
-        <w:t xml:space="preserve"> and technology organizations. Proven track record improving </w:t>
-      </w:r>
-      <w:r>
-        <w:rPr>
-          <w:rFonts w:ascii="Calibri" w:hAnsi="Calibri"/>
-          <w:b/>
-          <w:i w:val="0"/>
-          <w:color w:val="333333"/>
-          <w:sz w:val="20"/>
-        </w:rPr>
-        <w:t>media efficiency, executive dashboarding, and revenue-aligned investment</w:t>
-      </w:r>
-      <w:r>
-        <w:rPr>
-          <w:rFonts w:ascii="Calibri" w:hAnsi="Calibri"/>
-          <w:b w:val="0"/>
-          <w:i w:val="0"/>
-          <w:color w:val="333333"/>
-          <w:sz w:val="20"/>
-        </w:rPr>
-        <w:t xml:space="preserve"> to deliver measurable </w:t>
-      </w:r>
-      <w:r>
-        <w:rPr>
-          <w:rFonts w:ascii="Calibri" w:hAnsi="Calibri"/>
-          <w:b/>
-          <w:i w:val="0"/>
-          <w:color w:val="333333"/>
-          <w:sz w:val="20"/>
-        </w:rPr>
-        <w:t>business outcomes</w:t>
-      </w:r>
-      <w:r>
-        <w:rPr>
-          <w:rFonts w:ascii="Calibri" w:hAnsi="Calibri"/>
-          <w:b w:val="0"/>
-          <w:i w:val="0"/>
-          <w:color w:val="333333"/>
-          <w:sz w:val="20"/>
-        </w:rPr>
-        <w:t>.</w:t>
+        <w:t xml:space="preserve"> and technology organizations. Proven track record improving media efficiency, executive dashboarding, and revenue-aligned investment to deliver measurable business outcomes.</w:t>
       </w:r>
     </w:p>
     <w:p>
@@ -548,7 +528,7 @@
           <w:color w:val="1F3864"/>
           <w:sz w:val="22"/>
         </w:rPr>
-        <w:t>Keysight Technologies Ltd</w:t>
+        <w:t>CIVICA UK Ltd</w:t>
       </w:r>
       <w:r>
         <w:rPr>
@@ -558,7 +538,7 @@
           <w:color w:val="555555"/>
           <w:sz w:val="20"/>
         </w:rPr>
-        <w:t xml:space="preserve">  |  GLOBAL MARKETING HEAD – DIGITAL &amp; GROWTH</w:t>
+        <w:t xml:space="preserve">  |  GLOBAL MARKETING AUTOMATION &amp; ABM STRATEGY</w:t>
       </w:r>
       <w:r>
         <w:rPr>
@@ -569,7 +549,7 @@
           <w:sz w:val="18"/>
         </w:rPr>
         <w:tab/>
-        <w:t>Jul 2024 – Present</w:t>
+        <w:t>Aug 2026 – Present</w:t>
       </w:r>
     </w:p>
     <w:p>
@@ -586,7 +566,187 @@
           <w:color w:val="333333"/>
           <w:sz w:val="20"/>
         </w:rPr>
-        <w:t xml:space="preserve">Own </w:t>
+        <w:t>Own programmatic and display advertising</w:t>
+      </w:r>
+      <w:r>
+        <w:rPr>
+          <w:rFonts w:ascii="Calibri" w:hAnsi="Calibri"/>
+          <w:b w:val="0"/>
+          <w:i w:val="0"/>
+          <w:color w:val="333333"/>
+          <w:sz w:val="20"/>
+        </w:rPr>
+        <w:t xml:space="preserve"> across Americas, Europe, and APJC, translating campaign performance into pipeline recommendations for marketing and sales leadership.</w:t>
+      </w:r>
+    </w:p>
+    <w:p>
+      <w:pPr>
+        <w:pStyle w:val="ListBullet"/>
+        <w:spacing w:before="0" w:after="30" w:line="240" w:lineRule="auto"/>
+        <w:ind w:left="274" w:hanging="274"/>
+      </w:pPr>
+      <w:r>
+        <w:rPr>
+          <w:rFonts w:ascii="Calibri" w:hAnsi="Calibri"/>
+          <w:b w:val="0"/>
+          <w:i w:val="0"/>
+          <w:color w:val="333333"/>
+          <w:sz w:val="20"/>
+        </w:rPr>
+        <w:t>Drive marketing automation via Salesforce Marketing Cloud</w:t>
+      </w:r>
+      <w:r>
+        <w:rPr>
+          <w:rFonts w:ascii="Calibri" w:hAnsi="Calibri"/>
+          <w:b w:val="0"/>
+          <w:i w:val="0"/>
+          <w:color w:val="333333"/>
+          <w:sz w:val="20"/>
+        </w:rPr>
+        <w:t xml:space="preserve">, activating </w:t>
+      </w:r>
+      <w:r>
+        <w:rPr>
+          <w:rFonts w:ascii="Calibri" w:hAnsi="Calibri"/>
+          <w:b/>
+          <w:i w:val="0"/>
+          <w:color w:val="333333"/>
+          <w:sz w:val="20"/>
+        </w:rPr>
+        <w:t>1:1, 1:Few, and 1:Many</w:t>
+      </w:r>
+      <w:r>
+        <w:rPr>
+          <w:rFonts w:ascii="Calibri" w:hAnsi="Calibri"/>
+          <w:b w:val="0"/>
+          <w:i w:val="0"/>
+          <w:color w:val="333333"/>
+          <w:sz w:val="20"/>
+        </w:rPr>
+        <w:t xml:space="preserve"> account tiers to lift conversions </w:t>
+      </w:r>
+      <w:r>
+        <w:rPr>
+          <w:rFonts w:ascii="Calibri" w:hAnsi="Calibri"/>
+          <w:b/>
+          <w:i w:val="0"/>
+          <w:color w:val="333333"/>
+          <w:sz w:val="20"/>
+        </w:rPr>
+        <w:t>20%</w:t>
+      </w:r>
+      <w:r>
+        <w:rPr>
+          <w:rFonts w:ascii="Calibri" w:hAnsi="Calibri"/>
+          <w:b w:val="0"/>
+          <w:i w:val="0"/>
+          <w:color w:val="333333"/>
+          <w:sz w:val="20"/>
+        </w:rPr>
+        <w:t>.</w:t>
+      </w:r>
+    </w:p>
+    <w:p>
+      <w:pPr>
+        <w:pStyle w:val="ListBullet"/>
+        <w:spacing w:before="0" w:after="30" w:line="240" w:lineRule="auto"/>
+        <w:ind w:left="274" w:hanging="274"/>
+      </w:pPr>
+      <w:r>
+        <w:rPr>
+          <w:rFonts w:ascii="Calibri" w:hAnsi="Calibri"/>
+          <w:b w:val="0"/>
+          <w:i w:val="0"/>
+          <w:color w:val="333333"/>
+          <w:sz w:val="20"/>
+        </w:rPr>
+        <w:t>Boost marketing pipeline performance through AI-powered lifecycle journeys</w:t>
+      </w:r>
+      <w:r>
+        <w:rPr>
+          <w:rFonts w:ascii="Calibri" w:hAnsi="Calibri"/>
+          <w:b w:val="0"/>
+          <w:i w:val="0"/>
+          <w:color w:val="333333"/>
+          <w:sz w:val="20"/>
+        </w:rPr>
+        <w:t xml:space="preserve">, with focused scaling across </w:t>
+      </w:r>
+      <w:r>
+        <w:rPr>
+          <w:rFonts w:ascii="Calibri" w:hAnsi="Calibri"/>
+          <w:b/>
+          <w:i w:val="0"/>
+          <w:color w:val="333333"/>
+          <w:sz w:val="20"/>
+        </w:rPr>
+        <w:t>North America and APAC</w:t>
+      </w:r>
+      <w:r>
+        <w:rPr>
+          <w:rFonts w:ascii="Calibri" w:hAnsi="Calibri"/>
+          <w:b w:val="0"/>
+          <w:i w:val="0"/>
+          <w:color w:val="333333"/>
+          <w:sz w:val="20"/>
+        </w:rPr>
+        <w:t>, aligned with sales sprint motions.</w:t>
+      </w:r>
+    </w:p>
+    <w:p>
+      <w:pPr>
+        <w:tabs>
+          <w:tab w:pos="10800" w:val="right"/>
+        </w:tabs>
+        <w:spacing w:before="130" w:after="30" w:line="240" w:lineRule="auto"/>
+      </w:pPr>
+      <w:r>
+        <w:rPr>
+          <w:rFonts w:ascii="Calibri" w:hAnsi="Calibri"/>
+          <w:b/>
+          <w:i w:val="0"/>
+          <w:color w:val="1F3864"/>
+          <w:sz w:val="22"/>
+        </w:rPr>
+        <w:t>Keysight Technologies Ltd</w:t>
+      </w:r>
+      <w:r>
+        <w:rPr>
+          <w:rFonts w:ascii="Calibri" w:hAnsi="Calibri"/>
+          <w:b w:val="0"/>
+          <w:i/>
+          <w:color w:val="555555"/>
+          <w:sz w:val="20"/>
+        </w:rPr>
+        <w:t xml:space="preserve">  |  GLOBAL DIGITAL MARKETING (Americas, Europe &amp; APJC)</w:t>
+      </w:r>
+      <w:r>
+        <w:rPr>
+          <w:rFonts w:ascii="Calibri" w:hAnsi="Calibri"/>
+          <w:b w:val="0"/>
+          <w:i/>
+          <w:color w:val="555555"/>
+          <w:sz w:val="18"/>
+        </w:rPr>
+        <w:tab/>
+        <w:t>Jul 2024 – Mar 2026</w:t>
+      </w:r>
+    </w:p>
+    <w:p>
+      <w:pPr>
+        <w:pStyle w:val="ListBullet"/>
+        <w:spacing w:before="0" w:after="30" w:line="240" w:lineRule="auto"/>
+        <w:ind w:left="274" w:hanging="274"/>
+      </w:pPr>
+      <w:r>
+        <w:rPr>
+          <w:rFonts w:ascii="Calibri" w:hAnsi="Calibri"/>
+          <w:b w:val="0"/>
+          <w:i w:val="0"/>
+          <w:color w:val="333333"/>
+          <w:sz w:val="20"/>
+        </w:rPr>
+        <w:t xml:space="preserve">Owned </w:t>
       </w:r>
       <w:r>
         <w:rPr>
@@ -623,7 +783,7 @@
           <w:color w:val="333333"/>
           <w:sz w:val="20"/>
         </w:rPr>
-        <w:t>Lead conversion optimization and testing programs across paid and digital channels.</w:t>
+        <w:t>Led conversion optimization and testing programs across paid and digital channels.</w:t>
       </w:r>
     </w:p>
     <w:p>
@@ -640,7 +800,7 @@
           <w:color w:val="333333"/>
           <w:sz w:val="20"/>
         </w:rPr>
-        <w:t>Drive marketing analytics, attribution, and executive dashboard development.</w:t>
+        <w:t>Drove marketing analytics, attribution, and executive dashboard development.</w:t>
       </w:r>
     </w:p>
     <w:p>
@@ -714,7 +874,7 @@
           <w:color w:val="333333"/>
           <w:sz w:val="20"/>
         </w:rPr>
-        <w:t>Partner with Sales and Finance to translate marketing performance into pipeline and revenue impact.</w:t>
+        <w:t>Partnered with Sales and Finance to translate marketing performance into pipeline and revenue impact.</w:t>
       </w:r>
     </w:p>
     <w:p>
@@ -731,7 +891,7 @@
           <w:color w:val="333333"/>
           <w:sz w:val="20"/>
         </w:rPr>
-        <w:t>Drive AI adoption across performance marketing analytics and reporting workflows.</w:t>
+        <w:t>Drove AI adoption across performance marketing analytics and reporting workflows.</w:t>
       </w:r>
     </w:p>
     <w:p>
@@ -1032,27 +1192,7 @@
           <w:color w:val="333333"/>
           <w:sz w:val="20"/>
         </w:rPr>
-        <w:t xml:space="preserve">; ran the </w:t>
-      </w:r>
-      <w:r>
-        <w:rPr>
-          <w:rFonts w:ascii="Calibri" w:hAnsi="Calibri"/>
-          <w:b/>
-          <w:i w:val="0"/>
-          <w:color w:val="333333"/>
-          <w:sz w:val="20"/>
-        </w:rPr>
-        <w:t>Cisco Interaction Network webinar series</w:t>
-      </w:r>
-      <w:r>
-        <w:rPr>
-          <w:rFonts w:ascii="Calibri" w:hAnsi="Calibri"/>
-          <w:b w:val="0"/>
-          <w:i w:val="0"/>
-          <w:color w:val="333333"/>
-          <w:sz w:val="20"/>
-        </w:rPr>
-        <w:t>, engaging 1,000 IT decision-makers and influencers monthly for 5 years.</w:t>
+        <w:t>; ran the Cisco Interaction Network webinar series, engaging 1,000 IT decision-makers and influencers monthly for 5 years.</w:t>
       </w:r>
     </w:p>
     <w:p>
@@ -1132,14 +1272,16 @@
     </w:p>
     <w:p>
       <w:pPr>
-        <w:spacing w:before="0" w:after="70" w:line="240" w:lineRule="auto"/>
+        <w:pStyle w:val="ListBullet"/>
+        <w:spacing w:before="0" w:after="30" w:line="240" w:lineRule="auto"/>
+        <w:ind w:left="274" w:hanging="274"/>
       </w:pPr>
       <w:r>
         <w:rPr>
           <w:rFonts w:ascii="Calibri" w:hAnsi="Calibri"/>
           <w:b/>
           <w:i w:val="0"/>
-          <w:color w:val="1F3864"/>
+          <w:color w:val="333333"/>
           <w:sz w:val="20"/>
         </w:rPr>
         <w:t xml:space="preserve">Marketing Measurement Framework: </w:t>
@@ -1177,14 +1319,16 @@
     </w:p>
     <w:p>
       <w:pPr>
-        <w:spacing w:before="0" w:after="70" w:line="240" w:lineRule="auto"/>
+        <w:pStyle w:val="ListBullet"/>
+        <w:spacing w:before="0" w:after="30" w:line="240" w:lineRule="auto"/>
+        <w:ind w:left="274" w:hanging="274"/>
       </w:pPr>
       <w:r>
         <w:rPr>
           <w:rFonts w:ascii="Calibri" w:hAnsi="Calibri"/>
           <w:b/>
           <w:i w:val="0"/>
-          <w:color w:val="1F3864"/>
+          <w:color w:val="333333"/>
           <w:sz w:val="20"/>
         </w:rPr>
         <w:t xml:space="preserve">Media Portfolio Optimization: </w:t>
@@ -1242,14 +1386,16 @@
     </w:p>
     <w:p>
       <w:pPr>
-        <w:spacing w:before="0" w:after="70" w:line="240" w:lineRule="auto"/>
+        <w:pStyle w:val="ListBullet"/>
+        <w:spacing w:before="0" w:after="30" w:line="240" w:lineRule="auto"/>
+        <w:ind w:left="274" w:hanging="274"/>
       </w:pPr>
       <w:r>
         <w:rPr>
           <w:rFonts w:ascii="Calibri" w:hAnsi="Calibri"/>
           <w:b/>
           <w:i w:val="0"/>
-          <w:color w:val="1F3864"/>
+          <w:color w:val="333333"/>
           <w:sz w:val="20"/>
         </w:rPr>
         <w:t xml:space="preserve">B2B Ecommerce: </w:t>
@@ -1307,14 +1453,16 @@
     </w:p>
     <w:p>
       <w:pPr>
-        <w:spacing w:before="0" w:after="70" w:line="240" w:lineRule="auto"/>
+        <w:pStyle w:val="ListBullet"/>
+        <w:spacing w:before="0" w:after="30" w:line="240" w:lineRule="auto"/>
+        <w:ind w:left="274" w:hanging="274"/>
       </w:pPr>
       <w:r>
         <w:rPr>
           <w:rFonts w:ascii="Calibri" w:hAnsi="Calibri"/>
           <w:b/>
           <w:i w:val="0"/>
-          <w:color w:val="1F3864"/>
+          <w:color w:val="333333"/>
           <w:sz w:val="20"/>
         </w:rPr>
         <w:t xml:space="preserve">Partner Marketplace Program: </w:t>
@@ -1684,7 +1832,7 @@
           <w:color w:val="333333"/>
           <w:sz w:val="20"/>
         </w:rPr>
-        <w:t>Salesforce CRM | Oracle Eloqua | Marketo Engage | HubSpot</w:t>
+        <w:t>Salesforce CRM | Salesforce Marketing Cloud | Oracle Eloqua | Marketo Engage | HubSpot</w:t>
       </w:r>
     </w:p>
     <w:p>
@@ -1747,7 +1895,7 @@
     </w:p>
     <w:p>
       <w:pPr>
-        <w:spacing w:before="0" w:after="70" w:line="240" w:lineRule="auto"/>
+        <w:spacing w:before="0" w:after="120" w:line="240" w:lineRule="auto"/>
       </w:pPr>
       <w:r>
         <w:rPr>
@@ -1757,7 +1905,7 @@
           <w:color w:val="555555"/>
           <w:sz w:val="20"/>
         </w:rPr>
-        <w:t>Skill India – Government of India | Mar 2026</w:t>
+        <w:t>Outskill | Apr 2026</w:t>
       </w:r>
     </w:p>
     <w:p>
@@ -1777,7 +1925,7 @@
     </w:p>
     <w:p>
       <w:pPr>
-        <w:spacing w:before="0" w:after="0" w:line="240" w:lineRule="auto"/>
+        <w:spacing w:before="0" w:after="120" w:line="240" w:lineRule="auto"/>
       </w:pPr>
       <w:r>
         <w:rPr>
